--- a/hub/files/PA3.docx
+++ b/hub/files/PA3.docx
@@ -195,13 +195,13 @@
         <w:t>Problem Definition &amp; the Research Process</w:t>
       </w:r>
       <w:r>
-        <w:t xml:space="preserve"> (week 3) → Practice — Summit Point round </w:t>
+        <w:t xml:space="preserve"> (week 3) → Practice — Summit Point </w:t>
       </w:r>
       <w:r>
         <w:rPr>
           <w:b/>
         </w:rPr>
-        <w:t>r15</w:t>
+        <w:t>Round 5</w:t>
       </w:r>
       <w:r>
         <w:t xml:space="preserve"> (</w:t>

--- a/hub/files/PA3.docx
+++ b/hub/files/PA3.docx
@@ -57,7 +57,7 @@
                 <w:b/>
                 <w:sz w:val="19"/>
               </w:rPr>
-              <w:t>100 (term-project component)</w:t>
+              <w:t>5 (term project — graded on the /100 rubric below, scaled to 5 pts)</w:t>
             </w:r>
           </w:p>
         </w:tc>
